--- a/Lab_3/Примеры_работы_алгоритмов.docx
+++ b/Lab_3/Примеры_работы_алгоритмов.docx
@@ -1747,7 +1747,15 @@
           <w:szCs w:val="28"/>
           <w:lang w:val="ru-RU"/>
         </w:rPr>
-        <w:t>29</w:t>
+        <w:t>1</w:t>
+      </w:r>
+      <w:r>
+        <w:rPr>
+          <w:sz w:val="28"/>
+          <w:szCs w:val="28"/>
+          <w:lang w:val="ru-RU"/>
+        </w:rPr>
+        <w:t>9</w:t>
       </w:r>
     </w:p>
     <w:p>
@@ -1772,7 +1780,7 @@
           <w:szCs w:val="28"/>
           <w:lang w:val="ru-RU"/>
         </w:rPr>
-        <w:t>28</w:t>
+        <w:t>18</w:t>
       </w:r>
       <w:r>
         <w:rPr>
@@ -1787,7 +1795,31 @@
           <w:szCs w:val="28"/>
           <w:lang w:val="ru-RU"/>
         </w:rPr>
-        <w:t>2 * 2 * 7</w:t>
+        <w:t xml:space="preserve">2 * </w:t>
+      </w:r>
+      <w:r>
+        <w:rPr>
+          <w:sz w:val="28"/>
+          <w:szCs w:val="28"/>
+          <w:lang w:val="ru-RU"/>
+        </w:rPr>
+        <w:t>3</w:t>
+      </w:r>
+      <w:r>
+        <w:rPr>
+          <w:sz w:val="28"/>
+          <w:szCs w:val="28"/>
+          <w:lang w:val="ru-RU"/>
+        </w:rPr>
+        <w:t xml:space="preserve"> * </w:t>
+      </w:r>
+      <w:r>
+        <w:rPr>
+          <w:sz w:val="28"/>
+          <w:szCs w:val="28"/>
+          <w:lang w:val="ru-RU"/>
+        </w:rPr>
+        <w:t>3</w:t>
       </w:r>
     </w:p>
     <w:p>
@@ -1811,7 +1843,15 @@
           <w:szCs w:val="28"/>
           <w:lang w:val="ru-RU"/>
         </w:rPr>
-        <w:t>28</w:t>
+        <w:t>1</w:t>
+      </w:r>
+      <w:r>
+        <w:rPr>
+          <w:sz w:val="28"/>
+          <w:szCs w:val="28"/>
+          <w:lang w:val="ru-RU"/>
+        </w:rPr>
+        <w:t>8</w:t>
       </w:r>
       <w:r>
         <w:rPr>
@@ -1928,7 +1968,7 @@
                 <w:vertAlign w:val="superscript"/>
                 <w:lang w:val="en-US"/>
               </w:rPr>
-              <w:t>28/</w:t>
+              <w:t>1</w:t>
             </w:r>
             <w:r>
               <w:rPr>
@@ -1939,7 +1979,7 @@
                 <w:vertAlign w:val="superscript"/>
                 <w:lang w:val="en-US"/>
               </w:rPr>
-              <w:t>2</w:t>
+              <w:t>8/</w:t>
             </w:r>
             <w:r>
               <w:rPr>
@@ -1947,10 +1987,11 @@
                 <w:bCs/>
                 <w:sz w:val="28"/>
                 <w:szCs w:val="28"/>
-              </w:rPr>
-              <w:t xml:space="preserve"> </w:t>
-            </w:r>
-            <w:proofErr w:type="spellStart"/>
+                <w:vertAlign w:val="superscript"/>
+                <w:lang w:val="en-US"/>
+              </w:rPr>
+              <w:t>2</w:t>
+            </w:r>
             <w:r>
               <w:rPr>
                 <w:b/>
@@ -1958,9 +1999,9 @@
                 <w:sz w:val="28"/>
                 <w:szCs w:val="28"/>
               </w:rPr>
-              <w:t>mod</w:t>
-            </w:r>
-            <w:proofErr w:type="spellEnd"/>
+              <w:t xml:space="preserve"> </w:t>
+            </w:r>
+            <w:proofErr w:type="spellStart"/>
             <w:r>
               <w:rPr>
                 <w:b/>
@@ -1968,17 +2009,17 @@
                 <w:sz w:val="28"/>
                 <w:szCs w:val="28"/>
               </w:rPr>
-              <w:t xml:space="preserve"> </w:t>
-            </w:r>
+              <w:t>mod</w:t>
+            </w:r>
+            <w:proofErr w:type="spellEnd"/>
             <w:r>
               <w:rPr>
                 <w:b/>
                 <w:bCs/>
                 <w:sz w:val="28"/>
                 <w:szCs w:val="28"/>
-                <w:lang w:val="en-US"/>
-              </w:rPr>
-              <w:t>29</w:t>
+              </w:rPr>
+              <w:t xml:space="preserve"> </w:t>
             </w:r>
             <w:r>
               <w:rPr>
@@ -1987,7 +2028,7 @@
                 <w:sz w:val="28"/>
                 <w:szCs w:val="28"/>
               </w:rPr>
-              <w:t xml:space="preserve"> = g</w:t>
+              <w:t>1</w:t>
             </w:r>
             <w:r>
               <w:rPr>
@@ -1995,9 +2036,9 @@
                 <w:bCs/>
                 <w:sz w:val="28"/>
                 <w:szCs w:val="28"/>
-                <w:vertAlign w:val="superscript"/>
-              </w:rPr>
-              <w:t>1</w:t>
+                <w:lang w:val="en-US"/>
+              </w:rPr>
+              <w:t>9</w:t>
             </w:r>
             <w:r>
               <w:rPr>
@@ -2005,10 +2046,8 @@
                 <w:bCs/>
                 <w:sz w:val="28"/>
                 <w:szCs w:val="28"/>
-                <w:vertAlign w:val="superscript"/>
-                <w:lang w:val="en-US"/>
-              </w:rPr>
-              <w:t>4</w:t>
+              </w:rPr>
+              <w:t xml:space="preserve"> = g</w:t>
             </w:r>
             <w:r>
               <w:rPr>
@@ -2016,10 +2055,11 @@
                 <w:bCs/>
                 <w:sz w:val="28"/>
                 <w:szCs w:val="28"/>
-              </w:rPr>
-              <w:t xml:space="preserve"> </w:t>
-            </w:r>
-            <w:proofErr w:type="spellStart"/>
+                <w:vertAlign w:val="superscript"/>
+                <w:lang w:val="en-US"/>
+              </w:rPr>
+              <w:t>9</w:t>
+            </w:r>
             <w:r>
               <w:rPr>
                 <w:b/>
@@ -2027,9 +2067,9 @@
                 <w:sz w:val="28"/>
                 <w:szCs w:val="28"/>
               </w:rPr>
-              <w:t>mod</w:t>
-            </w:r>
-            <w:proofErr w:type="spellEnd"/>
+              <w:t xml:space="preserve"> </w:t>
+            </w:r>
+            <w:proofErr w:type="spellStart"/>
             <w:r>
               <w:rPr>
                 <w:b/>
@@ -2037,77 +2077,75 @@
                 <w:sz w:val="28"/>
                 <w:szCs w:val="28"/>
               </w:rPr>
-              <w:t xml:space="preserve"> </w:t>
-            </w:r>
+              <w:t>mod</w:t>
+            </w:r>
+            <w:proofErr w:type="spellEnd"/>
             <w:r>
               <w:rPr>
                 <w:b/>
                 <w:bCs/>
                 <w:sz w:val="28"/>
                 <w:szCs w:val="28"/>
-                <w:lang w:val="en-US"/>
-              </w:rPr>
-              <w:t>29</w:t>
-            </w:r>
-          </w:p>
-        </w:tc>
-        <w:tc>
-          <w:tcPr>
-            <w:tcW w:w="4678" w:type="dxa"/>
-            <w:tcBorders>
-              <w:top w:val="single" w:sz="4" w:space="0" w:color="000000"/>
-              <w:left w:val="single" w:sz="4" w:space="0" w:color="000000"/>
-              <w:bottom w:val="single" w:sz="4" w:space="0" w:color="000000"/>
-              <w:right w:val="single" w:sz="4" w:space="0" w:color="000000"/>
-            </w:tcBorders>
-            <w:shd w:val="clear" w:color="auto" w:fill="FFFFFF" w:themeFill="background1"/>
-            <w:tcMar>
-              <w:top w:w="80" w:type="dxa"/>
-              <w:left w:w="120" w:type="dxa"/>
-              <w:bottom w:w="80" w:type="dxa"/>
-              <w:right w:w="120" w:type="dxa"/>
-            </w:tcMar>
-          </w:tcPr>
-          <w:p>
-            <w:pPr>
-              <w:jc w:val="center"/>
+              </w:rPr>
+              <w:t xml:space="preserve"> </w:t>
+            </w:r>
+            <w:r>
               <w:rPr>
                 <w:b/>
                 <w:bCs/>
                 <w:sz w:val="28"/>
                 <w:szCs w:val="28"/>
-                <w:lang w:val="en-US"/>
-              </w:rPr>
-            </w:pPr>
+              </w:rPr>
+              <w:t>1</w:t>
+            </w:r>
             <w:r>
               <w:rPr>
                 <w:b/>
                 <w:bCs/>
                 <w:sz w:val="28"/>
                 <w:szCs w:val="28"/>
-              </w:rPr>
-              <w:t>g</w:t>
-            </w:r>
-            <w:r>
+                <w:lang w:val="en-US"/>
+              </w:rPr>
+              <w:t>9</w:t>
+            </w:r>
+          </w:p>
+        </w:tc>
+        <w:tc>
+          <w:tcPr>
+            <w:tcW w:w="4678" w:type="dxa"/>
+            <w:tcBorders>
+              <w:top w:val="single" w:sz="4" w:space="0" w:color="000000"/>
+              <w:left w:val="single" w:sz="4" w:space="0" w:color="000000"/>
+              <w:bottom w:val="single" w:sz="4" w:space="0" w:color="000000"/>
+              <w:right w:val="single" w:sz="4" w:space="0" w:color="000000"/>
+            </w:tcBorders>
+            <w:shd w:val="clear" w:color="auto" w:fill="FFFFFF" w:themeFill="background1"/>
+            <w:tcMar>
+              <w:top w:w="80" w:type="dxa"/>
+              <w:left w:w="120" w:type="dxa"/>
+              <w:bottom w:w="80" w:type="dxa"/>
+              <w:right w:w="120" w:type="dxa"/>
+            </w:tcMar>
+          </w:tcPr>
+          <w:p>
+            <w:pPr>
+              <w:jc w:val="center"/>
               <w:rPr>
                 <w:b/>
                 <w:bCs/>
                 <w:sz w:val="28"/>
                 <w:szCs w:val="28"/>
-                <w:vertAlign w:val="superscript"/>
-                <w:lang w:val="en-US"/>
-              </w:rPr>
-              <w:t>28</w:t>
-            </w:r>
+                <w:lang w:val="en-US"/>
+              </w:rPr>
+            </w:pPr>
             <w:r>
               <w:rPr>
                 <w:b/>
                 <w:bCs/>
                 <w:sz w:val="28"/>
                 <w:szCs w:val="28"/>
-                <w:vertAlign w:val="superscript"/>
-              </w:rPr>
-              <w:t>/</w:t>
+              </w:rPr>
+              <w:t>g</w:t>
             </w:r>
             <w:r>
               <w:rPr>
@@ -2116,8 +2154,9 @@
                 <w:sz w:val="28"/>
                 <w:szCs w:val="28"/>
                 <w:vertAlign w:val="superscript"/>
-              </w:rPr>
-              <w:t>7</w:t>
+                <w:lang w:val="en-US"/>
+              </w:rPr>
+              <w:t>1</w:t>
             </w:r>
             <w:r>
               <w:rPr>
@@ -2125,28 +2164,31 @@
                 <w:bCs/>
                 <w:sz w:val="28"/>
                 <w:szCs w:val="28"/>
-              </w:rPr>
-              <w:t xml:space="preserve"> </w:t>
-            </w:r>
-            <w:proofErr w:type="spellStart"/>
+                <w:vertAlign w:val="superscript"/>
+                <w:lang w:val="en-US"/>
+              </w:rPr>
+              <w:t>8</w:t>
+            </w:r>
             <w:r>
               <w:rPr>
                 <w:b/>
                 <w:bCs/>
                 <w:sz w:val="28"/>
                 <w:szCs w:val="28"/>
-              </w:rPr>
-              <w:t>mod</w:t>
-            </w:r>
-            <w:proofErr w:type="spellEnd"/>
+                <w:vertAlign w:val="superscript"/>
+              </w:rPr>
+              <w:t>/</w:t>
+            </w:r>
             <w:r>
               <w:rPr>
                 <w:b/>
                 <w:bCs/>
                 <w:sz w:val="28"/>
                 <w:szCs w:val="28"/>
-              </w:rPr>
-              <w:t xml:space="preserve"> </w:t>
+                <w:vertAlign w:val="superscript"/>
+                <w:lang w:val="en-US"/>
+              </w:rPr>
+              <w:t>3</w:t>
             </w:r>
             <w:r>
               <w:rPr>
@@ -2154,10 +2196,10 @@
                 <w:bCs/>
                 <w:sz w:val="28"/>
                 <w:szCs w:val="28"/>
-                <w:lang w:val="en-US"/>
-              </w:rPr>
-              <w:t>29</w:t>
-            </w:r>
+              </w:rPr>
+              <w:t xml:space="preserve"> </w:t>
+            </w:r>
+            <w:proofErr w:type="spellStart"/>
             <w:r>
               <w:rPr>
                 <w:b/>
@@ -2165,18 +2207,17 @@
                 <w:sz w:val="28"/>
                 <w:szCs w:val="28"/>
               </w:rPr>
-              <w:t xml:space="preserve"> = g</w:t>
-            </w:r>
+              <w:t>mod</w:t>
+            </w:r>
+            <w:proofErr w:type="spellEnd"/>
             <w:r>
               <w:rPr>
                 <w:b/>
                 <w:bCs/>
                 <w:sz w:val="28"/>
                 <w:szCs w:val="28"/>
-                <w:vertAlign w:val="superscript"/>
-                <w:lang w:val="en-US"/>
-              </w:rPr>
-              <w:t>4</w:t>
+              </w:rPr>
+              <w:t xml:space="preserve"> </w:t>
             </w:r>
             <w:r>
               <w:rPr>
@@ -2185,19 +2226,18 @@
                 <w:sz w:val="28"/>
                 <w:szCs w:val="28"/>
               </w:rPr>
-              <w:t xml:space="preserve"> </w:t>
-            </w:r>
-            <w:proofErr w:type="spellStart"/>
+              <w:t>1</w:t>
+            </w:r>
             <w:r>
               <w:rPr>
                 <w:b/>
                 <w:bCs/>
                 <w:sz w:val="28"/>
                 <w:szCs w:val="28"/>
-              </w:rPr>
-              <w:t>mod</w:t>
-            </w:r>
-            <w:proofErr w:type="spellEnd"/>
+                <w:lang w:val="en-US"/>
+              </w:rPr>
+              <w:t>9</w:t>
+            </w:r>
             <w:r>
               <w:rPr>
                 <w:b/>
@@ -2205,7 +2245,7 @@
                 <w:sz w:val="28"/>
                 <w:szCs w:val="28"/>
               </w:rPr>
-              <w:t xml:space="preserve"> </w:t>
+              <w:t xml:space="preserve"> = g</w:t>
             </w:r>
             <w:r>
               <w:rPr>
@@ -2213,9 +2253,58 @@
                 <w:bCs/>
                 <w:sz w:val="28"/>
                 <w:szCs w:val="28"/>
-                <w:lang w:val="en-US"/>
-              </w:rPr>
-              <w:t>29</w:t>
+                <w:vertAlign w:val="superscript"/>
+                <w:lang w:val="en-US"/>
+              </w:rPr>
+              <w:t>6</w:t>
+            </w:r>
+            <w:r>
+              <w:rPr>
+                <w:b/>
+                <w:bCs/>
+                <w:sz w:val="28"/>
+                <w:szCs w:val="28"/>
+              </w:rPr>
+              <w:t xml:space="preserve"> </w:t>
+            </w:r>
+            <w:proofErr w:type="spellStart"/>
+            <w:r>
+              <w:rPr>
+                <w:b/>
+                <w:bCs/>
+                <w:sz w:val="28"/>
+                <w:szCs w:val="28"/>
+              </w:rPr>
+              <w:t>mod</w:t>
+            </w:r>
+            <w:proofErr w:type="spellEnd"/>
+            <w:r>
+              <w:rPr>
+                <w:b/>
+                <w:bCs/>
+                <w:sz w:val="28"/>
+                <w:szCs w:val="28"/>
+              </w:rPr>
+              <w:t xml:space="preserve"> </w:t>
+            </w:r>
+            <w:r>
+              <w:rPr>
+                <w:b/>
+                <w:bCs/>
+                <w:sz w:val="28"/>
+                <w:szCs w:val="28"/>
+              </w:rPr>
+              <w:t>1</w:t>
+            </w:r>
+            <w:r>
+              <w:rPr>
+                <w:b/>
+                <w:bCs/>
+                <w:sz w:val="28"/>
+                <w:szCs w:val="28"/>
+                <w:lang w:val="en-US"/>
+              </w:rPr>
+              <w:t>9</w:t>
             </w:r>
           </w:p>
         </w:tc>
@@ -2285,9 +2374,17 @@
               <w:rPr>
                 <w:sz w:val="28"/>
                 <w:szCs w:val="28"/>
-                <w:lang w:val="ru-RU"/>
-              </w:rPr>
-              <w:t>28</w:t>
+                <w:lang w:val="en-US"/>
+              </w:rPr>
+              <w:t>1</w:t>
+            </w:r>
+            <w:r>
+              <w:rPr>
+                <w:sz w:val="28"/>
+                <w:szCs w:val="28"/>
+                <w:lang w:val="ru-RU"/>
+              </w:rPr>
+              <w:t>8</w:t>
             </w:r>
           </w:p>
         </w:tc>
@@ -2314,16 +2411,16 @@
               <w:rPr>
                 <w:sz w:val="28"/>
                 <w:szCs w:val="28"/>
-                <w:lang w:val="ru-RU"/>
-              </w:rPr>
-            </w:pPr>
-            <w:r>
-              <w:rPr>
-                <w:sz w:val="28"/>
-                <w:szCs w:val="28"/>
-                <w:lang w:val="ru-RU"/>
-              </w:rPr>
-              <w:t>16</w:t>
+                <w:lang w:val="en-US"/>
+              </w:rPr>
+            </w:pPr>
+            <w:r>
+              <w:rPr>
+                <w:sz w:val="28"/>
+                <w:szCs w:val="28"/>
+                <w:lang w:val="en-US"/>
+              </w:rPr>
+              <w:t>7</w:t>
             </w:r>
           </w:p>
         </w:tc>
@@ -2393,9 +2490,17 @@
               <w:rPr>
                 <w:sz w:val="28"/>
                 <w:szCs w:val="28"/>
-                <w:lang w:val="ru-RU"/>
-              </w:rPr>
-              <w:t>28</w:t>
+                <w:lang w:val="en-US"/>
+              </w:rPr>
+              <w:t>1</w:t>
+            </w:r>
+            <w:r>
+              <w:rPr>
+                <w:sz w:val="28"/>
+                <w:szCs w:val="28"/>
+                <w:lang w:val="ru-RU"/>
+              </w:rPr>
+              <w:t>8</w:t>
             </w:r>
           </w:p>
         </w:tc>
@@ -2422,23 +2527,16 @@
               <w:rPr>
                 <w:sz w:val="28"/>
                 <w:szCs w:val="28"/>
-                <w:lang w:val="ru-RU"/>
-              </w:rPr>
-            </w:pPr>
-            <w:r>
-              <w:rPr>
-                <w:sz w:val="28"/>
-                <w:szCs w:val="28"/>
-              </w:rPr>
-              <w:t>2</w:t>
-            </w:r>
-            <w:r>
-              <w:rPr>
-                <w:sz w:val="28"/>
-                <w:szCs w:val="28"/>
-                <w:lang w:val="ru-RU"/>
-              </w:rPr>
-              <w:t>3</w:t>
+                <w:lang w:val="en-US"/>
+              </w:rPr>
+            </w:pPr>
+            <w:r>
+              <w:rPr>
+                <w:sz w:val="28"/>
+                <w:szCs w:val="28"/>
+                <w:lang w:val="en-US"/>
+              </w:rPr>
+              <w:t>7</w:t>
             </w:r>
           </w:p>
         </w:tc>
@@ -2535,16 +2633,16 @@
               <w:rPr>
                 <w:sz w:val="28"/>
                 <w:szCs w:val="28"/>
-                <w:lang w:val="ru-RU"/>
-              </w:rPr>
-            </w:pPr>
-            <w:r>
-              <w:rPr>
-                <w:sz w:val="28"/>
-                <w:szCs w:val="28"/>
-                <w:lang w:val="ru-RU"/>
-              </w:rPr>
-              <w:t>24</w:t>
+                <w:lang w:val="en-US"/>
+              </w:rPr>
+            </w:pPr>
+            <w:r>
+              <w:rPr>
+                <w:sz w:val="28"/>
+                <w:szCs w:val="28"/>
+                <w:lang w:val="en-US"/>
+              </w:rPr>
+              <w:t>11</w:t>
             </w:r>
           </w:p>
         </w:tc>
@@ -2641,16 +2739,16 @@
               <w:rPr>
                 <w:sz w:val="28"/>
                 <w:szCs w:val="28"/>
-                <w:lang w:val="ru-RU"/>
-              </w:rPr>
-            </w:pPr>
-            <w:r>
-              <w:rPr>
-                <w:sz w:val="28"/>
-                <w:szCs w:val="28"/>
-                <w:lang w:val="ru-RU"/>
-              </w:rPr>
-              <w:t>16</w:t>
+                <w:lang w:val="en-US"/>
+              </w:rPr>
+            </w:pPr>
+            <w:r>
+              <w:rPr>
+                <w:sz w:val="28"/>
+                <w:szCs w:val="28"/>
+                <w:lang w:val="en-US"/>
+              </w:rPr>
+              <w:t>7</w:t>
             </w:r>
           </w:p>
         </w:tc>
@@ -2749,23 +2847,16 @@
               <w:rPr>
                 <w:sz w:val="28"/>
                 <w:szCs w:val="28"/>
-                <w:lang w:val="ru-RU"/>
-              </w:rPr>
-            </w:pPr>
-            <w:r>
-              <w:rPr>
-                <w:sz w:val="28"/>
-                <w:szCs w:val="28"/>
-              </w:rPr>
-              <w:t>2</w:t>
-            </w:r>
-            <w:r>
-              <w:rPr>
-                <w:sz w:val="28"/>
-                <w:szCs w:val="28"/>
-                <w:lang w:val="ru-RU"/>
-              </w:rPr>
-              <w:t>0</w:t>
+                <w:lang w:val="en-US"/>
+              </w:rPr>
+            </w:pPr>
+            <w:r>
+              <w:rPr>
+                <w:sz w:val="28"/>
+                <w:szCs w:val="28"/>
+                <w:lang w:val="en-US"/>
+              </w:rPr>
+              <w:t>11</w:t>
             </w:r>
           </w:p>
         </w:tc>
@@ -2862,23 +2953,16 @@
               <w:rPr>
                 <w:sz w:val="28"/>
                 <w:szCs w:val="28"/>
-                <w:lang w:val="ru-RU"/>
-              </w:rPr>
-            </w:pPr>
-            <w:r>
-              <w:rPr>
-                <w:sz w:val="28"/>
-                <w:szCs w:val="28"/>
-              </w:rPr>
-              <w:t>2</w:t>
-            </w:r>
-            <w:r>
-              <w:rPr>
-                <w:sz w:val="28"/>
-                <w:szCs w:val="28"/>
-                <w:lang w:val="ru-RU"/>
-              </w:rPr>
-              <w:t>3</w:t>
+                <w:lang w:val="en-US"/>
+              </w:rPr>
+            </w:pPr>
+            <w:r>
+              <w:rPr>
+                <w:sz w:val="28"/>
+                <w:szCs w:val="28"/>
+                <w:lang w:val="en-US"/>
+              </w:rPr>
+              <w:t>1</w:t>
             </w:r>
           </w:p>
         </w:tc>
@@ -2893,7 +2977,7 @@
               <w:bottom w:val="single" w:sz="4" w:space="0" w:color="000000"/>
               <w:right w:val="single" w:sz="4" w:space="0" w:color="000000"/>
             </w:tcBorders>
-            <w:shd w:val="clear" w:color="auto" w:fill="92D050"/>
+            <w:shd w:val="clear" w:color="auto" w:fill="auto"/>
             <w:tcMar>
               <w:top w:w="80" w:type="dxa"/>
               <w:left w:w="120" w:type="dxa"/>
@@ -2927,30 +3011,38 @@
               <w:bottom w:val="single" w:sz="4" w:space="0" w:color="000000"/>
               <w:right w:val="single" w:sz="4" w:space="0" w:color="000000"/>
             </w:tcBorders>
-            <w:shd w:val="clear" w:color="auto" w:fill="92D050"/>
-            <w:tcMar>
-              <w:top w:w="80" w:type="dxa"/>
-              <w:left w:w="120" w:type="dxa"/>
-              <w:bottom w:w="80" w:type="dxa"/>
-              <w:right w:w="120" w:type="dxa"/>
-            </w:tcMar>
-          </w:tcPr>
-          <w:p>
-            <w:pPr>
-              <w:jc w:val="center"/>
-              <w:rPr>
-                <w:sz w:val="28"/>
-                <w:szCs w:val="28"/>
-                <w:lang w:val="en-US"/>
-              </w:rPr>
-            </w:pPr>
-            <w:r>
-              <w:rPr>
-                <w:sz w:val="28"/>
-                <w:szCs w:val="28"/>
-                <w:lang w:val="ru-RU"/>
-              </w:rPr>
-              <w:t>28</w:t>
+            <w:shd w:val="clear" w:color="auto" w:fill="auto"/>
+            <w:tcMar>
+              <w:top w:w="80" w:type="dxa"/>
+              <w:left w:w="120" w:type="dxa"/>
+              <w:bottom w:w="80" w:type="dxa"/>
+              <w:right w:w="120" w:type="dxa"/>
+            </w:tcMar>
+          </w:tcPr>
+          <w:p>
+            <w:pPr>
+              <w:jc w:val="center"/>
+              <w:rPr>
+                <w:sz w:val="28"/>
+                <w:szCs w:val="28"/>
+                <w:lang w:val="en-US"/>
+              </w:rPr>
+            </w:pPr>
+            <w:r>
+              <w:rPr>
+                <w:sz w:val="28"/>
+                <w:szCs w:val="28"/>
+                <w:lang w:val="en-US"/>
+              </w:rPr>
+              <w:t>1</w:t>
+            </w:r>
+            <w:r>
+              <w:rPr>
+                <w:sz w:val="28"/>
+                <w:szCs w:val="28"/>
+                <w:lang w:val="ru-RU"/>
+              </w:rPr>
+              <w:t>8</w:t>
             </w:r>
           </w:p>
         </w:tc>
@@ -2963,30 +3055,30 @@
               <w:bottom w:val="single" w:sz="4" w:space="0" w:color="000000"/>
               <w:right w:val="single" w:sz="4" w:space="0" w:color="000000"/>
             </w:tcBorders>
-            <w:shd w:val="clear" w:color="auto" w:fill="92D050"/>
-            <w:tcMar>
-              <w:top w:w="80" w:type="dxa"/>
-              <w:left w:w="120" w:type="dxa"/>
-              <w:bottom w:w="80" w:type="dxa"/>
-              <w:right w:w="120" w:type="dxa"/>
-            </w:tcMar>
-          </w:tcPr>
-          <w:p>
-            <w:pPr>
-              <w:jc w:val="center"/>
-              <w:rPr>
-                <w:sz w:val="28"/>
-                <w:szCs w:val="28"/>
-                <w:lang w:val="en-US"/>
-              </w:rPr>
-            </w:pPr>
-            <w:r>
-              <w:rPr>
-                <w:sz w:val="28"/>
-                <w:szCs w:val="28"/>
-                <w:lang w:val="en-US"/>
-              </w:rPr>
-              <w:t>7</w:t>
+            <w:shd w:val="clear" w:color="auto" w:fill="auto"/>
+            <w:tcMar>
+              <w:top w:w="80" w:type="dxa"/>
+              <w:left w:w="120" w:type="dxa"/>
+              <w:bottom w:w="80" w:type="dxa"/>
+              <w:right w:w="120" w:type="dxa"/>
+            </w:tcMar>
+          </w:tcPr>
+          <w:p>
+            <w:pPr>
+              <w:jc w:val="center"/>
+              <w:rPr>
+                <w:sz w:val="28"/>
+                <w:szCs w:val="28"/>
+                <w:lang w:val="en-US"/>
+              </w:rPr>
+            </w:pPr>
+            <w:r>
+              <w:rPr>
+                <w:sz w:val="28"/>
+                <w:szCs w:val="28"/>
+                <w:lang w:val="en-US"/>
+              </w:rPr>
+              <w:t>1</w:t>
             </w:r>
           </w:p>
         </w:tc>
@@ -3092,7 +3184,7 @@
                 <w:szCs w:val="28"/>
                 <w:lang w:val="en-US"/>
               </w:rPr>
-              <w:t>7</w:t>
+              <w:t>11</w:t>
             </w:r>
           </w:p>
         </w:tc>
@@ -3165,7 +3257,15 @@
                 <w:szCs w:val="28"/>
                 <w:lang w:val="en-US"/>
               </w:rPr>
-              <w:t>28</w:t>
+              <w:t>1</w:t>
+            </w:r>
+            <w:r>
+              <w:rPr>
+                <w:sz w:val="28"/>
+                <w:szCs w:val="28"/>
+                <w:lang w:val="en-US"/>
+              </w:rPr>
+              <w:t>8</w:t>
             </w:r>
           </w:p>
         </w:tc>
@@ -3201,7 +3301,7 @@
                 <w:szCs w:val="28"/>
                 <w:lang w:val="en-US"/>
               </w:rPr>
-              <w:t>24</w:t>
+              <w:t>11</w:t>
             </w:r>
           </w:p>
         </w:tc>
@@ -3216,7 +3316,7 @@
               <w:bottom w:val="single" w:sz="4" w:space="0" w:color="000000"/>
               <w:right w:val="single" w:sz="4" w:space="0" w:color="000000"/>
             </w:tcBorders>
-            <w:shd w:val="clear" w:color="auto" w:fill="92D050"/>
+            <w:shd w:val="clear" w:color="auto" w:fill="auto"/>
             <w:tcMar>
               <w:top w:w="80" w:type="dxa"/>
               <w:left w:w="120" w:type="dxa"/>
@@ -3250,30 +3350,30 @@
               <w:bottom w:val="single" w:sz="4" w:space="0" w:color="000000"/>
               <w:right w:val="single" w:sz="4" w:space="0" w:color="000000"/>
             </w:tcBorders>
-            <w:shd w:val="clear" w:color="auto" w:fill="92D050"/>
-            <w:tcMar>
-              <w:top w:w="80" w:type="dxa"/>
-              <w:left w:w="120" w:type="dxa"/>
-              <w:bottom w:w="80" w:type="dxa"/>
-              <w:right w:w="120" w:type="dxa"/>
-            </w:tcMar>
-          </w:tcPr>
-          <w:p>
-            <w:pPr>
-              <w:jc w:val="center"/>
-              <w:rPr>
-                <w:sz w:val="28"/>
-                <w:szCs w:val="28"/>
-                <w:lang w:val="en-US"/>
-              </w:rPr>
-            </w:pPr>
-            <w:r>
-              <w:rPr>
-                <w:sz w:val="28"/>
-                <w:szCs w:val="28"/>
-                <w:lang w:val="en-US"/>
-              </w:rPr>
-              <w:t>28</w:t>
+            <w:shd w:val="clear" w:color="auto" w:fill="auto"/>
+            <w:tcMar>
+              <w:top w:w="80" w:type="dxa"/>
+              <w:left w:w="120" w:type="dxa"/>
+              <w:bottom w:w="80" w:type="dxa"/>
+              <w:right w:w="120" w:type="dxa"/>
+            </w:tcMar>
+          </w:tcPr>
+          <w:p>
+            <w:pPr>
+              <w:jc w:val="center"/>
+              <w:rPr>
+                <w:sz w:val="28"/>
+                <w:szCs w:val="28"/>
+                <w:lang w:val="en-US"/>
+              </w:rPr>
+            </w:pPr>
+            <w:r>
+              <w:rPr>
+                <w:sz w:val="28"/>
+                <w:szCs w:val="28"/>
+                <w:lang w:val="en-US"/>
+              </w:rPr>
+              <w:t>1</w:t>
             </w:r>
           </w:p>
         </w:tc>
@@ -3286,36 +3386,28 @@
               <w:bottom w:val="single" w:sz="4" w:space="0" w:color="000000"/>
               <w:right w:val="single" w:sz="4" w:space="0" w:color="000000"/>
             </w:tcBorders>
-            <w:shd w:val="clear" w:color="auto" w:fill="92D050"/>
-            <w:tcMar>
-              <w:top w:w="80" w:type="dxa"/>
-              <w:left w:w="120" w:type="dxa"/>
-              <w:bottom w:w="80" w:type="dxa"/>
-              <w:right w:w="120" w:type="dxa"/>
-            </w:tcMar>
-          </w:tcPr>
-          <w:p>
-            <w:pPr>
-              <w:jc w:val="center"/>
-              <w:rPr>
-                <w:sz w:val="28"/>
-                <w:szCs w:val="28"/>
-              </w:rPr>
-            </w:pPr>
-            <w:r>
-              <w:rPr>
-                <w:sz w:val="28"/>
-                <w:szCs w:val="28"/>
-                <w:lang w:val="en-US"/>
-              </w:rPr>
-              <w:t>2</w:t>
-            </w:r>
-            <w:r>
-              <w:rPr>
-                <w:sz w:val="28"/>
-                <w:szCs w:val="28"/>
-              </w:rPr>
-              <w:t>5</w:t>
+            <w:shd w:val="clear" w:color="auto" w:fill="auto"/>
+            <w:tcMar>
+              <w:top w:w="80" w:type="dxa"/>
+              <w:left w:w="120" w:type="dxa"/>
+              <w:bottom w:w="80" w:type="dxa"/>
+              <w:right w:w="120" w:type="dxa"/>
+            </w:tcMar>
+          </w:tcPr>
+          <w:p>
+            <w:pPr>
+              <w:jc w:val="center"/>
+              <w:rPr>
+                <w:sz w:val="28"/>
+                <w:szCs w:val="28"/>
+              </w:rPr>
+            </w:pPr>
+            <w:r>
+              <w:rPr>
+                <w:sz w:val="28"/>
+                <w:szCs w:val="28"/>
+              </w:rPr>
+              <w:t>1</w:t>
             </w:r>
           </w:p>
         </w:tc>
@@ -3387,7 +3479,7 @@
                 <w:szCs w:val="28"/>
                 <w:lang w:val="en-US"/>
               </w:rPr>
-              <w:t>28</w:t>
+              <w:t>18</w:t>
             </w:r>
           </w:p>
         </w:tc>
@@ -3438,7 +3530,7 @@
               <w:bottom w:val="single" w:sz="4" w:space="0" w:color="000000"/>
               <w:right w:val="single" w:sz="4" w:space="0" w:color="000000"/>
             </w:tcBorders>
-            <w:shd w:val="clear" w:color="auto" w:fill="FFFFFF" w:themeFill="background1"/>
+            <w:shd w:val="clear" w:color="auto" w:fill="92D050"/>
             <w:tcMar>
               <w:top w:w="80" w:type="dxa"/>
               <w:left w:w="120" w:type="dxa"/>
@@ -3472,7 +3564,7 @@
               <w:bottom w:val="single" w:sz="4" w:space="0" w:color="000000"/>
               <w:right w:val="single" w:sz="4" w:space="0" w:color="000000"/>
             </w:tcBorders>
-            <w:shd w:val="clear" w:color="auto" w:fill="FFFFFF" w:themeFill="background1"/>
+            <w:shd w:val="clear" w:color="auto" w:fill="92D050"/>
             <w:tcMar>
               <w:top w:w="80" w:type="dxa"/>
               <w:left w:w="120" w:type="dxa"/>
@@ -3497,6 +3589,14 @@
               </w:rPr>
               <w:t>1</w:t>
             </w:r>
+            <w:r>
+              <w:rPr>
+                <w:sz w:val="28"/>
+                <w:szCs w:val="28"/>
+                <w:lang w:val="en-US"/>
+              </w:rPr>
+              <w:t>8</w:t>
+            </w:r>
           </w:p>
         </w:tc>
         <w:tc>
@@ -3508,30 +3608,30 @@
               <w:bottom w:val="single" w:sz="4" w:space="0" w:color="000000"/>
               <w:right w:val="single" w:sz="4" w:space="0" w:color="000000"/>
             </w:tcBorders>
-            <w:shd w:val="clear" w:color="auto" w:fill="FFFFFF" w:themeFill="background1"/>
-            <w:tcMar>
-              <w:top w:w="80" w:type="dxa"/>
-              <w:left w:w="120" w:type="dxa"/>
-              <w:bottom w:w="80" w:type="dxa"/>
-              <w:right w:w="120" w:type="dxa"/>
-            </w:tcMar>
-          </w:tcPr>
-          <w:p>
-            <w:pPr>
-              <w:jc w:val="center"/>
-              <w:rPr>
-                <w:sz w:val="28"/>
-                <w:szCs w:val="28"/>
-                <w:lang w:val="en-US"/>
-              </w:rPr>
-            </w:pPr>
-            <w:r>
-              <w:rPr>
-                <w:sz w:val="28"/>
-                <w:szCs w:val="28"/>
-                <w:lang w:val="en-US"/>
-              </w:rPr>
-              <w:t>25</w:t>
+            <w:shd w:val="clear" w:color="auto" w:fill="92D050"/>
+            <w:tcMar>
+              <w:top w:w="80" w:type="dxa"/>
+              <w:left w:w="120" w:type="dxa"/>
+              <w:bottom w:w="80" w:type="dxa"/>
+              <w:right w:w="120" w:type="dxa"/>
+            </w:tcMar>
+          </w:tcPr>
+          <w:p>
+            <w:pPr>
+              <w:jc w:val="center"/>
+              <w:rPr>
+                <w:sz w:val="28"/>
+                <w:szCs w:val="28"/>
+                <w:lang w:val="en-US"/>
+              </w:rPr>
+            </w:pPr>
+            <w:r>
+              <w:rPr>
+                <w:sz w:val="28"/>
+                <w:szCs w:val="28"/>
+                <w:lang w:val="en-US"/>
+              </w:rPr>
+              <w:t>11</w:t>
             </w:r>
           </w:p>
         </w:tc>
@@ -3603,7 +3703,7 @@
                 <w:szCs w:val="28"/>
                 <w:lang w:val="en-US"/>
               </w:rPr>
-              <w:t>28</w:t>
+              <w:t>18</w:t>
             </w:r>
           </w:p>
         </w:tc>
@@ -3639,7 +3739,7 @@
                 <w:szCs w:val="28"/>
                 <w:lang w:val="en-US"/>
               </w:rPr>
-              <w:t>20</w:t>
+              <w:t>7</w:t>
             </w:r>
           </w:p>
         </w:tc>
@@ -3711,7 +3811,7 @@
                 <w:szCs w:val="28"/>
                 <w:lang w:val="en-US"/>
               </w:rPr>
-              <w:t>28</w:t>
+              <w:t>18</w:t>
             </w:r>
           </w:p>
         </w:tc>
@@ -3747,7 +3847,7 @@
                 <w:szCs w:val="28"/>
                 <w:lang w:val="en-US"/>
               </w:rPr>
-              <w:t>20</w:t>
+              <w:t>11</w:t>
             </w:r>
           </w:p>
         </w:tc>
@@ -3853,7 +3953,7 @@
                 <w:szCs w:val="28"/>
                 <w:lang w:val="en-US"/>
               </w:rPr>
-              <w:t>25</w:t>
+              <w:t>7</w:t>
             </w:r>
           </w:p>
         </w:tc>
@@ -3925,7 +4025,7 @@
                 <w:szCs w:val="28"/>
                 <w:lang w:val="en-US"/>
               </w:rPr>
-              <w:t>28</w:t>
+              <w:t>1</w:t>
             </w:r>
           </w:p>
         </w:tc>
@@ -3961,7 +4061,7 @@
                 <w:szCs w:val="28"/>
                 <w:lang w:val="en-US"/>
               </w:rPr>
-              <w:t>1</w:t>
+              <w:t>7</w:t>
             </w:r>
           </w:p>
         </w:tc>
@@ -3976,7 +4076,7 @@
               <w:bottom w:val="single" w:sz="4" w:space="0" w:color="000000"/>
               <w:right w:val="single" w:sz="4" w:space="0" w:color="000000"/>
             </w:tcBorders>
-            <w:shd w:val="clear" w:color="auto" w:fill="92D050"/>
+            <w:shd w:val="clear" w:color="auto" w:fill="FFFFFF" w:themeFill="background1"/>
             <w:tcMar>
               <w:top w:w="80" w:type="dxa"/>
               <w:left w:w="120" w:type="dxa"/>
@@ -4010,30 +4110,30 @@
               <w:bottom w:val="single" w:sz="4" w:space="0" w:color="000000"/>
               <w:right w:val="single" w:sz="4" w:space="0" w:color="000000"/>
             </w:tcBorders>
-            <w:shd w:val="clear" w:color="auto" w:fill="92D050"/>
-            <w:tcMar>
-              <w:top w:w="80" w:type="dxa"/>
-              <w:left w:w="120" w:type="dxa"/>
-              <w:bottom w:w="80" w:type="dxa"/>
-              <w:right w:w="120" w:type="dxa"/>
-            </w:tcMar>
-          </w:tcPr>
-          <w:p>
-            <w:pPr>
-              <w:jc w:val="center"/>
-              <w:rPr>
-                <w:sz w:val="28"/>
-                <w:szCs w:val="28"/>
-                <w:lang w:val="en-US"/>
-              </w:rPr>
-            </w:pPr>
-            <w:r>
-              <w:rPr>
-                <w:sz w:val="28"/>
-                <w:szCs w:val="28"/>
-                <w:lang w:val="en-US"/>
-              </w:rPr>
-              <w:t>28</w:t>
+            <w:shd w:val="clear" w:color="auto" w:fill="FFFFFF" w:themeFill="background1"/>
+            <w:tcMar>
+              <w:top w:w="80" w:type="dxa"/>
+              <w:left w:w="120" w:type="dxa"/>
+              <w:bottom w:w="80" w:type="dxa"/>
+              <w:right w:w="120" w:type="dxa"/>
+            </w:tcMar>
+          </w:tcPr>
+          <w:p>
+            <w:pPr>
+              <w:jc w:val="center"/>
+              <w:rPr>
+                <w:sz w:val="28"/>
+                <w:szCs w:val="28"/>
+                <w:lang w:val="en-US"/>
+              </w:rPr>
+            </w:pPr>
+            <w:r>
+              <w:rPr>
+                <w:sz w:val="28"/>
+                <w:szCs w:val="28"/>
+                <w:lang w:val="en-US"/>
+              </w:rPr>
+              <w:t>18</w:t>
             </w:r>
           </w:p>
         </w:tc>
@@ -4046,1083 +4146,7 @@
               <w:bottom w:val="single" w:sz="4" w:space="0" w:color="000000"/>
               <w:right w:val="single" w:sz="4" w:space="0" w:color="000000"/>
             </w:tcBorders>
-            <w:shd w:val="clear" w:color="auto" w:fill="92D050"/>
-            <w:tcMar>
-              <w:top w:w="80" w:type="dxa"/>
-              <w:left w:w="120" w:type="dxa"/>
-              <w:bottom w:w="80" w:type="dxa"/>
-              <w:right w:w="120" w:type="dxa"/>
-            </w:tcMar>
-          </w:tcPr>
-          <w:p>
-            <w:pPr>
-              <w:jc w:val="center"/>
-              <w:rPr>
-                <w:sz w:val="28"/>
-                <w:szCs w:val="28"/>
-                <w:lang w:val="en-US"/>
-              </w:rPr>
-            </w:pPr>
-            <w:r>
-              <w:rPr>
-                <w:sz w:val="28"/>
-                <w:szCs w:val="28"/>
-                <w:lang w:val="en-US"/>
-              </w:rPr>
-              <w:t>25</w:t>
-            </w:r>
-          </w:p>
-        </w:tc>
-      </w:tr>
-      <w:tr>
-        <w:tc>
-          <w:tcPr>
-            <w:tcW w:w="800" w:type="dxa"/>
-            <w:tcBorders>
-              <w:top w:val="single" w:sz="4" w:space="0" w:color="000000"/>
-              <w:left w:val="single" w:sz="4" w:space="0" w:color="000000"/>
-              <w:bottom w:val="single" w:sz="4" w:space="0" w:color="000000"/>
-              <w:right w:val="single" w:sz="4" w:space="0" w:color="000000"/>
-            </w:tcBorders>
-            <w:shd w:val="clear" w:color="auto" w:fill="92D050"/>
-            <w:tcMar>
-              <w:top w:w="80" w:type="dxa"/>
-              <w:left w:w="120" w:type="dxa"/>
-              <w:bottom w:w="80" w:type="dxa"/>
-              <w:right w:w="120" w:type="dxa"/>
-            </w:tcMar>
-          </w:tcPr>
-          <w:p>
-            <w:pPr>
-              <w:jc w:val="center"/>
-              <w:rPr>
-                <w:sz w:val="28"/>
-                <w:szCs w:val="28"/>
-              </w:rPr>
-            </w:pPr>
-            <w:r>
-              <w:rPr>
-                <w:sz w:val="28"/>
-                <w:szCs w:val="28"/>
-              </w:rPr>
-              <w:t>19</w:t>
-            </w:r>
-          </w:p>
-        </w:tc>
-        <w:tc>
-          <w:tcPr>
-            <w:tcW w:w="4440" w:type="dxa"/>
-            <w:tcBorders>
-              <w:top w:val="single" w:sz="4" w:space="0" w:color="000000"/>
-              <w:left w:val="single" w:sz="4" w:space="0" w:color="000000"/>
-              <w:bottom w:val="single" w:sz="4" w:space="0" w:color="000000"/>
-              <w:right w:val="single" w:sz="4" w:space="0" w:color="000000"/>
-            </w:tcBorders>
-            <w:shd w:val="clear" w:color="auto" w:fill="92D050"/>
-            <w:tcMar>
-              <w:top w:w="80" w:type="dxa"/>
-              <w:left w:w="120" w:type="dxa"/>
-              <w:bottom w:w="80" w:type="dxa"/>
-              <w:right w:w="120" w:type="dxa"/>
-            </w:tcMar>
-          </w:tcPr>
-          <w:p>
-            <w:pPr>
-              <w:jc w:val="center"/>
-              <w:rPr>
-                <w:sz w:val="28"/>
-                <w:szCs w:val="28"/>
-                <w:lang w:val="en-US"/>
-              </w:rPr>
-            </w:pPr>
-            <w:r>
-              <w:rPr>
-                <w:sz w:val="28"/>
-                <w:szCs w:val="28"/>
-                <w:lang w:val="en-US"/>
-              </w:rPr>
-              <w:t>28</w:t>
-            </w:r>
-          </w:p>
-        </w:tc>
-        <w:tc>
-          <w:tcPr>
-            <w:tcW w:w="4678" w:type="dxa"/>
-            <w:tcBorders>
-              <w:top w:val="single" w:sz="4" w:space="0" w:color="000000"/>
-              <w:left w:val="single" w:sz="4" w:space="0" w:color="000000"/>
-              <w:bottom w:val="single" w:sz="4" w:space="0" w:color="000000"/>
-              <w:right w:val="single" w:sz="4" w:space="0" w:color="000000"/>
-            </w:tcBorders>
-            <w:shd w:val="clear" w:color="auto" w:fill="92D050"/>
-            <w:tcMar>
-              <w:top w:w="80" w:type="dxa"/>
-              <w:left w:w="120" w:type="dxa"/>
-              <w:bottom w:w="80" w:type="dxa"/>
-              <w:right w:w="120" w:type="dxa"/>
-            </w:tcMar>
-          </w:tcPr>
-          <w:p>
-            <w:pPr>
-              <w:jc w:val="center"/>
-              <w:rPr>
-                <w:sz w:val="28"/>
-                <w:szCs w:val="28"/>
-                <w:lang w:val="en-US"/>
-              </w:rPr>
-            </w:pPr>
-            <w:r>
-              <w:rPr>
-                <w:sz w:val="28"/>
-                <w:szCs w:val="28"/>
-                <w:lang w:val="en-US"/>
-              </w:rPr>
-              <w:t>24</w:t>
-            </w:r>
-          </w:p>
-        </w:tc>
-      </w:tr>
-      <w:tr>
-        <w:tc>
-          <w:tcPr>
-            <w:tcW w:w="800" w:type="dxa"/>
-            <w:tcBorders>
-              <w:top w:val="single" w:sz="4" w:space="0" w:color="000000"/>
-              <w:left w:val="single" w:sz="4" w:space="0" w:color="000000"/>
-              <w:bottom w:val="single" w:sz="4" w:space="0" w:color="000000"/>
-              <w:right w:val="single" w:sz="4" w:space="0" w:color="000000"/>
-            </w:tcBorders>
-            <w:shd w:val="clear" w:color="auto" w:fill="FFFFFF"/>
-            <w:tcMar>
-              <w:top w:w="80" w:type="dxa"/>
-              <w:left w:w="120" w:type="dxa"/>
-              <w:bottom w:w="80" w:type="dxa"/>
-              <w:right w:w="120" w:type="dxa"/>
-            </w:tcMar>
-          </w:tcPr>
-          <w:p>
-            <w:pPr>
-              <w:jc w:val="center"/>
-              <w:rPr>
-                <w:sz w:val="28"/>
-                <w:szCs w:val="28"/>
-              </w:rPr>
-            </w:pPr>
-            <w:r>
-              <w:rPr>
-                <w:sz w:val="28"/>
-                <w:szCs w:val="28"/>
-              </w:rPr>
-              <w:t>20</w:t>
-            </w:r>
-          </w:p>
-        </w:tc>
-        <w:tc>
-          <w:tcPr>
-            <w:tcW w:w="4440" w:type="dxa"/>
-            <w:tcBorders>
-              <w:top w:val="single" w:sz="4" w:space="0" w:color="000000"/>
-              <w:left w:val="single" w:sz="4" w:space="0" w:color="000000"/>
-              <w:bottom w:val="single" w:sz="4" w:space="0" w:color="000000"/>
-              <w:right w:val="single" w:sz="4" w:space="0" w:color="000000"/>
-            </w:tcBorders>
-            <w:shd w:val="clear" w:color="auto" w:fill="FFFFFF"/>
-            <w:tcMar>
-              <w:top w:w="80" w:type="dxa"/>
-              <w:left w:w="120" w:type="dxa"/>
-              <w:bottom w:w="80" w:type="dxa"/>
-              <w:right w:w="120" w:type="dxa"/>
-            </w:tcMar>
-          </w:tcPr>
-          <w:p>
-            <w:pPr>
-              <w:jc w:val="center"/>
-              <w:rPr>
-                <w:sz w:val="28"/>
-                <w:szCs w:val="28"/>
-              </w:rPr>
-            </w:pPr>
-            <w:r>
-              <w:rPr>
-                <w:sz w:val="28"/>
-                <w:szCs w:val="28"/>
-              </w:rPr>
-              <w:t>1</w:t>
-            </w:r>
-          </w:p>
-        </w:tc>
-        <w:tc>
-          <w:tcPr>
-            <w:tcW w:w="4678" w:type="dxa"/>
-            <w:tcBorders>
-              <w:top w:val="single" w:sz="4" w:space="0" w:color="000000"/>
-              <w:left w:val="single" w:sz="4" w:space="0" w:color="000000"/>
-              <w:bottom w:val="single" w:sz="4" w:space="0" w:color="000000"/>
-              <w:right w:val="single" w:sz="4" w:space="0" w:color="000000"/>
-            </w:tcBorders>
-            <w:shd w:val="clear" w:color="auto" w:fill="FFFFFF"/>
-            <w:tcMar>
-              <w:top w:w="80" w:type="dxa"/>
-              <w:left w:w="120" w:type="dxa"/>
-              <w:bottom w:w="80" w:type="dxa"/>
-              <w:right w:w="120" w:type="dxa"/>
-            </w:tcMar>
-          </w:tcPr>
-          <w:p>
-            <w:pPr>
-              <w:jc w:val="center"/>
-              <w:rPr>
-                <w:sz w:val="28"/>
-                <w:szCs w:val="28"/>
-                <w:lang w:val="en-US"/>
-              </w:rPr>
-            </w:pPr>
-            <w:r>
-              <w:rPr>
-                <w:sz w:val="28"/>
-                <w:szCs w:val="28"/>
-                <w:lang w:val="en-US"/>
-              </w:rPr>
-              <w:t>7</w:t>
-            </w:r>
-          </w:p>
-        </w:tc>
-      </w:tr>
-      <w:tr>
-        <w:tc>
-          <w:tcPr>
-            <w:tcW w:w="800" w:type="dxa"/>
-            <w:tcBorders>
-              <w:top w:val="single" w:sz="4" w:space="0" w:color="000000"/>
-              <w:left w:val="single" w:sz="4" w:space="0" w:color="000000"/>
-              <w:bottom w:val="single" w:sz="4" w:space="0" w:color="000000"/>
-              <w:right w:val="single" w:sz="4" w:space="0" w:color="000000"/>
-            </w:tcBorders>
-            <w:shd w:val="clear" w:color="auto" w:fill="92D050"/>
-            <w:tcMar>
-              <w:top w:w="80" w:type="dxa"/>
-              <w:left w:w="120" w:type="dxa"/>
-              <w:bottom w:w="80" w:type="dxa"/>
-              <w:right w:w="120" w:type="dxa"/>
-            </w:tcMar>
-          </w:tcPr>
-          <w:p>
-            <w:pPr>
-              <w:jc w:val="center"/>
-              <w:rPr>
-                <w:sz w:val="28"/>
-                <w:szCs w:val="28"/>
-              </w:rPr>
-            </w:pPr>
-            <w:r>
-              <w:rPr>
-                <w:sz w:val="28"/>
-                <w:szCs w:val="28"/>
-              </w:rPr>
-              <w:t>21</w:t>
-            </w:r>
-          </w:p>
-        </w:tc>
-        <w:tc>
-          <w:tcPr>
-            <w:tcW w:w="4440" w:type="dxa"/>
-            <w:tcBorders>
-              <w:top w:val="single" w:sz="4" w:space="0" w:color="000000"/>
-              <w:left w:val="single" w:sz="4" w:space="0" w:color="000000"/>
-              <w:bottom w:val="single" w:sz="4" w:space="0" w:color="000000"/>
-              <w:right w:val="single" w:sz="4" w:space="0" w:color="000000"/>
-            </w:tcBorders>
-            <w:shd w:val="clear" w:color="auto" w:fill="92D050"/>
-            <w:tcMar>
-              <w:top w:w="80" w:type="dxa"/>
-              <w:left w:w="120" w:type="dxa"/>
-              <w:bottom w:w="80" w:type="dxa"/>
-              <w:right w:w="120" w:type="dxa"/>
-            </w:tcMar>
-          </w:tcPr>
-          <w:p>
-            <w:pPr>
-              <w:jc w:val="center"/>
-              <w:rPr>
-                <w:sz w:val="28"/>
-                <w:szCs w:val="28"/>
-                <w:lang w:val="en-US"/>
-              </w:rPr>
-            </w:pPr>
-            <w:r>
-              <w:rPr>
-                <w:sz w:val="28"/>
-                <w:szCs w:val="28"/>
-                <w:lang w:val="en-US"/>
-              </w:rPr>
-              <w:t>28</w:t>
-            </w:r>
-          </w:p>
-        </w:tc>
-        <w:tc>
-          <w:tcPr>
-            <w:tcW w:w="4678" w:type="dxa"/>
-            <w:tcBorders>
-              <w:top w:val="single" w:sz="4" w:space="0" w:color="000000"/>
-              <w:left w:val="single" w:sz="4" w:space="0" w:color="000000"/>
-              <w:bottom w:val="single" w:sz="4" w:space="0" w:color="000000"/>
-              <w:right w:val="single" w:sz="4" w:space="0" w:color="000000"/>
-            </w:tcBorders>
-            <w:shd w:val="clear" w:color="auto" w:fill="92D050"/>
-            <w:tcMar>
-              <w:top w:w="80" w:type="dxa"/>
-              <w:left w:w="120" w:type="dxa"/>
-              <w:bottom w:w="80" w:type="dxa"/>
-              <w:right w:w="120" w:type="dxa"/>
-            </w:tcMar>
-          </w:tcPr>
-          <w:p>
-            <w:pPr>
-              <w:jc w:val="center"/>
-              <w:rPr>
-                <w:sz w:val="28"/>
-                <w:szCs w:val="28"/>
-                <w:lang w:val="en-US"/>
-              </w:rPr>
-            </w:pPr>
-            <w:r>
-              <w:rPr>
-                <w:sz w:val="28"/>
-                <w:szCs w:val="28"/>
-                <w:lang w:val="en-US"/>
-              </w:rPr>
-              <w:t>7</w:t>
-            </w:r>
-          </w:p>
-        </w:tc>
-      </w:tr>
-      <w:tr>
-        <w:tc>
-          <w:tcPr>
-            <w:tcW w:w="800" w:type="dxa"/>
-            <w:tcBorders>
-              <w:top w:val="single" w:sz="4" w:space="0" w:color="000000"/>
-              <w:left w:val="single" w:sz="4" w:space="0" w:color="000000"/>
-              <w:bottom w:val="single" w:sz="4" w:space="0" w:color="000000"/>
-              <w:right w:val="single" w:sz="4" w:space="0" w:color="000000"/>
-            </w:tcBorders>
             <w:shd w:val="clear" w:color="auto" w:fill="FFFFFF" w:themeFill="background1"/>
-            <w:tcMar>
-              <w:top w:w="80" w:type="dxa"/>
-              <w:left w:w="120" w:type="dxa"/>
-              <w:bottom w:w="80" w:type="dxa"/>
-              <w:right w:w="120" w:type="dxa"/>
-            </w:tcMar>
-          </w:tcPr>
-          <w:p>
-            <w:pPr>
-              <w:jc w:val="center"/>
-              <w:rPr>
-                <w:sz w:val="28"/>
-                <w:szCs w:val="28"/>
-              </w:rPr>
-            </w:pPr>
-            <w:r>
-              <w:rPr>
-                <w:sz w:val="28"/>
-                <w:szCs w:val="28"/>
-              </w:rPr>
-              <w:t>22</w:t>
-            </w:r>
-          </w:p>
-        </w:tc>
-        <w:tc>
-          <w:tcPr>
-            <w:tcW w:w="4440" w:type="dxa"/>
-            <w:tcBorders>
-              <w:top w:val="single" w:sz="4" w:space="0" w:color="000000"/>
-              <w:left w:val="single" w:sz="4" w:space="0" w:color="000000"/>
-              <w:bottom w:val="single" w:sz="4" w:space="0" w:color="000000"/>
-              <w:right w:val="single" w:sz="4" w:space="0" w:color="000000"/>
-            </w:tcBorders>
-            <w:shd w:val="clear" w:color="auto" w:fill="FFFFFF" w:themeFill="background1"/>
-            <w:tcMar>
-              <w:top w:w="80" w:type="dxa"/>
-              <w:left w:w="120" w:type="dxa"/>
-              <w:bottom w:w="80" w:type="dxa"/>
-              <w:right w:w="120" w:type="dxa"/>
-            </w:tcMar>
-          </w:tcPr>
-          <w:p>
-            <w:pPr>
-              <w:jc w:val="center"/>
-              <w:rPr>
-                <w:sz w:val="28"/>
-                <w:szCs w:val="28"/>
-                <w:lang w:val="en-US"/>
-              </w:rPr>
-            </w:pPr>
-            <w:r>
-              <w:rPr>
-                <w:sz w:val="28"/>
-                <w:szCs w:val="28"/>
-                <w:lang w:val="en-US"/>
-              </w:rPr>
-              <w:t>1</w:t>
-            </w:r>
-          </w:p>
-        </w:tc>
-        <w:tc>
-          <w:tcPr>
-            <w:tcW w:w="4678" w:type="dxa"/>
-            <w:tcBorders>
-              <w:top w:val="single" w:sz="4" w:space="0" w:color="000000"/>
-              <w:left w:val="single" w:sz="4" w:space="0" w:color="000000"/>
-              <w:bottom w:val="single" w:sz="4" w:space="0" w:color="000000"/>
-              <w:right w:val="single" w:sz="4" w:space="0" w:color="000000"/>
-            </w:tcBorders>
-            <w:shd w:val="clear" w:color="auto" w:fill="FFFFFF" w:themeFill="background1"/>
-            <w:tcMar>
-              <w:top w:w="80" w:type="dxa"/>
-              <w:left w:w="120" w:type="dxa"/>
-              <w:bottom w:w="80" w:type="dxa"/>
-              <w:right w:w="120" w:type="dxa"/>
-            </w:tcMar>
-          </w:tcPr>
-          <w:p>
-            <w:pPr>
-              <w:jc w:val="center"/>
-              <w:rPr>
-                <w:sz w:val="28"/>
-                <w:szCs w:val="28"/>
-                <w:lang w:val="en-US"/>
-              </w:rPr>
-            </w:pPr>
-            <w:r>
-              <w:rPr>
-                <w:sz w:val="28"/>
-                <w:szCs w:val="28"/>
-                <w:lang w:val="en-US"/>
-              </w:rPr>
-              <w:t>23</w:t>
-            </w:r>
-          </w:p>
-        </w:tc>
-      </w:tr>
-      <w:tr>
-        <w:tc>
-          <w:tcPr>
-            <w:tcW w:w="800" w:type="dxa"/>
-            <w:tcBorders>
-              <w:top w:val="single" w:sz="4" w:space="0" w:color="000000"/>
-              <w:left w:val="single" w:sz="4" w:space="0" w:color="000000"/>
-              <w:bottom w:val="single" w:sz="4" w:space="0" w:color="000000"/>
-              <w:right w:val="single" w:sz="4" w:space="0" w:color="000000"/>
-            </w:tcBorders>
-            <w:shd w:val="clear" w:color="auto" w:fill="FFFFFF"/>
-            <w:tcMar>
-              <w:top w:w="80" w:type="dxa"/>
-              <w:left w:w="120" w:type="dxa"/>
-              <w:bottom w:w="80" w:type="dxa"/>
-              <w:right w:w="120" w:type="dxa"/>
-            </w:tcMar>
-          </w:tcPr>
-          <w:p>
-            <w:pPr>
-              <w:jc w:val="center"/>
-              <w:rPr>
-                <w:sz w:val="28"/>
-                <w:szCs w:val="28"/>
-              </w:rPr>
-            </w:pPr>
-            <w:r>
-              <w:rPr>
-                <w:sz w:val="28"/>
-                <w:szCs w:val="28"/>
-              </w:rPr>
-              <w:t>23</w:t>
-            </w:r>
-          </w:p>
-        </w:tc>
-        <w:tc>
-          <w:tcPr>
-            <w:tcW w:w="4440" w:type="dxa"/>
-            <w:tcBorders>
-              <w:top w:val="single" w:sz="4" w:space="0" w:color="000000"/>
-              <w:left w:val="single" w:sz="4" w:space="0" w:color="000000"/>
-              <w:bottom w:val="single" w:sz="4" w:space="0" w:color="000000"/>
-              <w:right w:val="single" w:sz="4" w:space="0" w:color="000000"/>
-            </w:tcBorders>
-            <w:shd w:val="clear" w:color="auto" w:fill="FFFFFF"/>
-            <w:tcMar>
-              <w:top w:w="80" w:type="dxa"/>
-              <w:left w:w="120" w:type="dxa"/>
-              <w:bottom w:w="80" w:type="dxa"/>
-              <w:right w:w="120" w:type="dxa"/>
-            </w:tcMar>
-          </w:tcPr>
-          <w:p>
-            <w:pPr>
-              <w:jc w:val="center"/>
-              <w:rPr>
-                <w:sz w:val="28"/>
-                <w:szCs w:val="28"/>
-                <w:lang w:val="en-US"/>
-              </w:rPr>
-            </w:pPr>
-            <w:r>
-              <w:rPr>
-                <w:sz w:val="28"/>
-                <w:szCs w:val="28"/>
-                <w:lang w:val="en-US"/>
-              </w:rPr>
-              <w:t>1</w:t>
-            </w:r>
-          </w:p>
-        </w:tc>
-        <w:tc>
-          <w:tcPr>
-            <w:tcW w:w="4678" w:type="dxa"/>
-            <w:tcBorders>
-              <w:top w:val="single" w:sz="4" w:space="0" w:color="000000"/>
-              <w:left w:val="single" w:sz="4" w:space="0" w:color="000000"/>
-              <w:bottom w:val="single" w:sz="4" w:space="0" w:color="000000"/>
-              <w:right w:val="single" w:sz="4" w:space="0" w:color="000000"/>
-            </w:tcBorders>
-            <w:shd w:val="clear" w:color="auto" w:fill="FFFFFF"/>
-            <w:tcMar>
-              <w:top w:w="80" w:type="dxa"/>
-              <w:left w:w="120" w:type="dxa"/>
-              <w:bottom w:w="80" w:type="dxa"/>
-              <w:right w:w="120" w:type="dxa"/>
-            </w:tcMar>
-          </w:tcPr>
-          <w:p>
-            <w:pPr>
-              <w:jc w:val="center"/>
-              <w:rPr>
-                <w:sz w:val="28"/>
-                <w:szCs w:val="28"/>
-                <w:lang w:val="en-US"/>
-              </w:rPr>
-            </w:pPr>
-            <w:r>
-              <w:rPr>
-                <w:sz w:val="28"/>
-                <w:szCs w:val="28"/>
-                <w:lang w:val="en-US"/>
-              </w:rPr>
-              <w:t>20</w:t>
-            </w:r>
-          </w:p>
-        </w:tc>
-      </w:tr>
-      <w:tr>
-        <w:tc>
-          <w:tcPr>
-            <w:tcW w:w="800" w:type="dxa"/>
-            <w:tcBorders>
-              <w:top w:val="single" w:sz="4" w:space="0" w:color="000000"/>
-              <w:left w:val="single" w:sz="4" w:space="0" w:color="000000"/>
-              <w:bottom w:val="single" w:sz="4" w:space="0" w:color="000000"/>
-              <w:right w:val="single" w:sz="4" w:space="0" w:color="000000"/>
-            </w:tcBorders>
-            <w:shd w:val="clear" w:color="auto" w:fill="FFFFFF" w:themeFill="background1"/>
-            <w:tcMar>
-              <w:top w:w="80" w:type="dxa"/>
-              <w:left w:w="120" w:type="dxa"/>
-              <w:bottom w:w="80" w:type="dxa"/>
-              <w:right w:w="120" w:type="dxa"/>
-            </w:tcMar>
-          </w:tcPr>
-          <w:p>
-            <w:pPr>
-              <w:jc w:val="center"/>
-              <w:rPr>
-                <w:sz w:val="28"/>
-                <w:szCs w:val="28"/>
-              </w:rPr>
-            </w:pPr>
-            <w:r>
-              <w:rPr>
-                <w:sz w:val="28"/>
-                <w:szCs w:val="28"/>
-              </w:rPr>
-              <w:t>24</w:t>
-            </w:r>
-          </w:p>
-        </w:tc>
-        <w:tc>
-          <w:tcPr>
-            <w:tcW w:w="4440" w:type="dxa"/>
-            <w:tcBorders>
-              <w:top w:val="single" w:sz="4" w:space="0" w:color="000000"/>
-              <w:left w:val="single" w:sz="4" w:space="0" w:color="000000"/>
-              <w:bottom w:val="single" w:sz="4" w:space="0" w:color="000000"/>
-              <w:right w:val="single" w:sz="4" w:space="0" w:color="000000"/>
-            </w:tcBorders>
-            <w:shd w:val="clear" w:color="auto" w:fill="FFFFFF" w:themeFill="background1"/>
-            <w:tcMar>
-              <w:top w:w="80" w:type="dxa"/>
-              <w:left w:w="120" w:type="dxa"/>
-              <w:bottom w:w="80" w:type="dxa"/>
-              <w:right w:w="120" w:type="dxa"/>
-            </w:tcMar>
-          </w:tcPr>
-          <w:p>
-            <w:pPr>
-              <w:jc w:val="center"/>
-              <w:rPr>
-                <w:sz w:val="28"/>
-                <w:szCs w:val="28"/>
-                <w:lang w:val="en-US"/>
-              </w:rPr>
-            </w:pPr>
-            <w:r>
-              <w:rPr>
-                <w:sz w:val="28"/>
-                <w:szCs w:val="28"/>
-                <w:lang w:val="en-US"/>
-              </w:rPr>
-              <w:t>1</w:t>
-            </w:r>
-          </w:p>
-        </w:tc>
-        <w:tc>
-          <w:tcPr>
-            <w:tcW w:w="4678" w:type="dxa"/>
-            <w:tcBorders>
-              <w:top w:val="single" w:sz="4" w:space="0" w:color="000000"/>
-              <w:left w:val="single" w:sz="4" w:space="0" w:color="000000"/>
-              <w:bottom w:val="single" w:sz="4" w:space="0" w:color="000000"/>
-              <w:right w:val="single" w:sz="4" w:space="0" w:color="000000"/>
-            </w:tcBorders>
-            <w:shd w:val="clear" w:color="auto" w:fill="FFFFFF" w:themeFill="background1"/>
-            <w:tcMar>
-              <w:top w:w="80" w:type="dxa"/>
-              <w:left w:w="120" w:type="dxa"/>
-              <w:bottom w:w="80" w:type="dxa"/>
-              <w:right w:w="120" w:type="dxa"/>
-            </w:tcMar>
-          </w:tcPr>
-          <w:p>
-            <w:pPr>
-              <w:jc w:val="center"/>
-              <w:rPr>
-                <w:sz w:val="28"/>
-                <w:szCs w:val="28"/>
-                <w:lang w:val="en-US"/>
-              </w:rPr>
-            </w:pPr>
-            <w:r>
-              <w:rPr>
-                <w:sz w:val="28"/>
-                <w:szCs w:val="28"/>
-                <w:lang w:val="en-US"/>
-              </w:rPr>
-              <w:t>16</w:t>
-            </w:r>
-          </w:p>
-        </w:tc>
-      </w:tr>
-      <w:tr>
-        <w:tc>
-          <w:tcPr>
-            <w:tcW w:w="800" w:type="dxa"/>
-            <w:tcBorders>
-              <w:top w:val="single" w:sz="4" w:space="0" w:color="000000"/>
-              <w:left w:val="single" w:sz="4" w:space="0" w:color="000000"/>
-              <w:bottom w:val="single" w:sz="4" w:space="0" w:color="000000"/>
-              <w:right w:val="single" w:sz="4" w:space="0" w:color="000000"/>
-            </w:tcBorders>
-            <w:shd w:val="clear" w:color="auto" w:fill="FFFFFF"/>
-            <w:tcMar>
-              <w:top w:w="80" w:type="dxa"/>
-              <w:left w:w="120" w:type="dxa"/>
-              <w:bottom w:w="80" w:type="dxa"/>
-              <w:right w:w="120" w:type="dxa"/>
-            </w:tcMar>
-          </w:tcPr>
-          <w:p>
-            <w:pPr>
-              <w:jc w:val="center"/>
-              <w:rPr>
-                <w:sz w:val="28"/>
-                <w:szCs w:val="28"/>
-              </w:rPr>
-            </w:pPr>
-            <w:r>
-              <w:rPr>
-                <w:sz w:val="28"/>
-                <w:szCs w:val="28"/>
-              </w:rPr>
-              <w:t>25</w:t>
-            </w:r>
-          </w:p>
-        </w:tc>
-        <w:tc>
-          <w:tcPr>
-            <w:tcW w:w="4440" w:type="dxa"/>
-            <w:tcBorders>
-              <w:top w:val="single" w:sz="4" w:space="0" w:color="000000"/>
-              <w:left w:val="single" w:sz="4" w:space="0" w:color="000000"/>
-              <w:bottom w:val="single" w:sz="4" w:space="0" w:color="000000"/>
-              <w:right w:val="single" w:sz="4" w:space="0" w:color="000000"/>
-            </w:tcBorders>
-            <w:shd w:val="clear" w:color="auto" w:fill="FFFFFF"/>
-            <w:tcMar>
-              <w:top w:w="80" w:type="dxa"/>
-              <w:left w:w="120" w:type="dxa"/>
-              <w:bottom w:w="80" w:type="dxa"/>
-              <w:right w:w="120" w:type="dxa"/>
-            </w:tcMar>
-          </w:tcPr>
-          <w:p>
-            <w:pPr>
-              <w:jc w:val="center"/>
-              <w:rPr>
-                <w:sz w:val="28"/>
-                <w:szCs w:val="28"/>
-              </w:rPr>
-            </w:pPr>
-            <w:r>
-              <w:rPr>
-                <w:sz w:val="28"/>
-                <w:szCs w:val="28"/>
-              </w:rPr>
-              <w:t>1</w:t>
-            </w:r>
-          </w:p>
-        </w:tc>
-        <w:tc>
-          <w:tcPr>
-            <w:tcW w:w="4678" w:type="dxa"/>
-            <w:tcBorders>
-              <w:top w:val="single" w:sz="4" w:space="0" w:color="000000"/>
-              <w:left w:val="single" w:sz="4" w:space="0" w:color="000000"/>
-              <w:bottom w:val="single" w:sz="4" w:space="0" w:color="000000"/>
-              <w:right w:val="single" w:sz="4" w:space="0" w:color="000000"/>
-            </w:tcBorders>
-            <w:shd w:val="clear" w:color="auto" w:fill="FFFFFF"/>
-            <w:tcMar>
-              <w:top w:w="80" w:type="dxa"/>
-              <w:left w:w="120" w:type="dxa"/>
-              <w:bottom w:w="80" w:type="dxa"/>
-              <w:right w:w="120" w:type="dxa"/>
-            </w:tcMar>
-          </w:tcPr>
-          <w:p>
-            <w:pPr>
-              <w:jc w:val="center"/>
-              <w:rPr>
-                <w:sz w:val="28"/>
-                <w:szCs w:val="28"/>
-                <w:lang w:val="en-US"/>
-              </w:rPr>
-            </w:pPr>
-            <w:r>
-              <w:rPr>
-                <w:sz w:val="28"/>
-                <w:szCs w:val="28"/>
-                <w:lang w:val="en-US"/>
-              </w:rPr>
-              <w:t>24</w:t>
-            </w:r>
-          </w:p>
-        </w:tc>
-      </w:tr>
-      <w:tr>
-        <w:tc>
-          <w:tcPr>
-            <w:tcW w:w="800" w:type="dxa"/>
-            <w:tcBorders>
-              <w:top w:val="single" w:sz="4" w:space="0" w:color="000000"/>
-              <w:left w:val="single" w:sz="4" w:space="0" w:color="000000"/>
-              <w:bottom w:val="single" w:sz="4" w:space="0" w:color="000000"/>
-              <w:right w:val="single" w:sz="4" w:space="0" w:color="000000"/>
-            </w:tcBorders>
-            <w:shd w:val="clear" w:color="auto" w:fill="92D050"/>
-            <w:tcMar>
-              <w:top w:w="80" w:type="dxa"/>
-              <w:left w:w="120" w:type="dxa"/>
-              <w:bottom w:w="80" w:type="dxa"/>
-              <w:right w:w="120" w:type="dxa"/>
-            </w:tcMar>
-          </w:tcPr>
-          <w:p>
-            <w:pPr>
-              <w:jc w:val="center"/>
-              <w:rPr>
-                <w:sz w:val="28"/>
-                <w:szCs w:val="28"/>
-              </w:rPr>
-            </w:pPr>
-            <w:r>
-              <w:rPr>
-                <w:sz w:val="28"/>
-                <w:szCs w:val="28"/>
-              </w:rPr>
-              <w:t>26</w:t>
-            </w:r>
-          </w:p>
-        </w:tc>
-        <w:tc>
-          <w:tcPr>
-            <w:tcW w:w="4440" w:type="dxa"/>
-            <w:tcBorders>
-              <w:top w:val="single" w:sz="4" w:space="0" w:color="000000"/>
-              <w:left w:val="single" w:sz="4" w:space="0" w:color="000000"/>
-              <w:bottom w:val="single" w:sz="4" w:space="0" w:color="000000"/>
-              <w:right w:val="single" w:sz="4" w:space="0" w:color="000000"/>
-            </w:tcBorders>
-            <w:shd w:val="clear" w:color="auto" w:fill="92D050"/>
-            <w:tcMar>
-              <w:top w:w="80" w:type="dxa"/>
-              <w:left w:w="120" w:type="dxa"/>
-              <w:bottom w:w="80" w:type="dxa"/>
-              <w:right w:w="120" w:type="dxa"/>
-            </w:tcMar>
-          </w:tcPr>
-          <w:p>
-            <w:pPr>
-              <w:jc w:val="center"/>
-              <w:rPr>
-                <w:sz w:val="28"/>
-                <w:szCs w:val="28"/>
-                <w:lang w:val="en-US"/>
-              </w:rPr>
-            </w:pPr>
-            <w:r>
-              <w:rPr>
-                <w:sz w:val="28"/>
-                <w:szCs w:val="28"/>
-                <w:lang w:val="en-US"/>
-              </w:rPr>
-              <w:t>28</w:t>
-            </w:r>
-          </w:p>
-        </w:tc>
-        <w:tc>
-          <w:tcPr>
-            <w:tcW w:w="4678" w:type="dxa"/>
-            <w:tcBorders>
-              <w:top w:val="single" w:sz="4" w:space="0" w:color="000000"/>
-              <w:left w:val="single" w:sz="4" w:space="0" w:color="000000"/>
-              <w:bottom w:val="single" w:sz="4" w:space="0" w:color="000000"/>
-              <w:right w:val="single" w:sz="4" w:space="0" w:color="000000"/>
-            </w:tcBorders>
-            <w:shd w:val="clear" w:color="auto" w:fill="92D050"/>
-            <w:tcMar>
-              <w:top w:w="80" w:type="dxa"/>
-              <w:left w:w="120" w:type="dxa"/>
-              <w:bottom w:w="80" w:type="dxa"/>
-              <w:right w:w="120" w:type="dxa"/>
-            </w:tcMar>
-          </w:tcPr>
-          <w:p>
-            <w:pPr>
-              <w:jc w:val="center"/>
-              <w:rPr>
-                <w:sz w:val="28"/>
-                <w:szCs w:val="28"/>
-                <w:lang w:val="en-US"/>
-              </w:rPr>
-            </w:pPr>
-            <w:r>
-              <w:rPr>
-                <w:sz w:val="28"/>
-                <w:szCs w:val="28"/>
-                <w:lang w:val="en-US"/>
-              </w:rPr>
-              <w:t>23</w:t>
-            </w:r>
-          </w:p>
-        </w:tc>
-      </w:tr>
-      <w:tr>
-        <w:tc>
-          <w:tcPr>
-            <w:tcW w:w="800" w:type="dxa"/>
-            <w:tcBorders>
-              <w:top w:val="single" w:sz="4" w:space="0" w:color="000000"/>
-              <w:left w:val="single" w:sz="4" w:space="0" w:color="000000"/>
-              <w:bottom w:val="single" w:sz="4" w:space="0" w:color="000000"/>
-              <w:right w:val="single" w:sz="4" w:space="0" w:color="000000"/>
-            </w:tcBorders>
-            <w:shd w:val="clear" w:color="auto" w:fill="92D050"/>
-            <w:tcMar>
-              <w:top w:w="80" w:type="dxa"/>
-              <w:left w:w="120" w:type="dxa"/>
-              <w:bottom w:w="80" w:type="dxa"/>
-              <w:right w:w="120" w:type="dxa"/>
-            </w:tcMar>
-          </w:tcPr>
-          <w:p>
-            <w:pPr>
-              <w:jc w:val="center"/>
-              <w:rPr>
-                <w:sz w:val="28"/>
-                <w:szCs w:val="28"/>
-              </w:rPr>
-            </w:pPr>
-            <w:r>
-              <w:rPr>
-                <w:sz w:val="28"/>
-                <w:szCs w:val="28"/>
-              </w:rPr>
-              <w:t>27</w:t>
-            </w:r>
-          </w:p>
-        </w:tc>
-        <w:tc>
-          <w:tcPr>
-            <w:tcW w:w="4440" w:type="dxa"/>
-            <w:tcBorders>
-              <w:top w:val="single" w:sz="4" w:space="0" w:color="000000"/>
-              <w:left w:val="single" w:sz="4" w:space="0" w:color="000000"/>
-              <w:bottom w:val="single" w:sz="4" w:space="0" w:color="000000"/>
-              <w:right w:val="single" w:sz="4" w:space="0" w:color="000000"/>
-            </w:tcBorders>
-            <w:shd w:val="clear" w:color="auto" w:fill="92D050"/>
-            <w:tcMar>
-              <w:top w:w="80" w:type="dxa"/>
-              <w:left w:w="120" w:type="dxa"/>
-              <w:bottom w:w="80" w:type="dxa"/>
-              <w:right w:w="120" w:type="dxa"/>
-            </w:tcMar>
-          </w:tcPr>
-          <w:p>
-            <w:pPr>
-              <w:jc w:val="center"/>
-              <w:rPr>
-                <w:sz w:val="28"/>
-                <w:szCs w:val="28"/>
-                <w:lang w:val="en-US"/>
-              </w:rPr>
-            </w:pPr>
-            <w:r>
-              <w:rPr>
-                <w:sz w:val="28"/>
-                <w:szCs w:val="28"/>
-                <w:lang w:val="en-US"/>
-              </w:rPr>
-              <w:t>28</w:t>
-            </w:r>
-          </w:p>
-        </w:tc>
-        <w:tc>
-          <w:tcPr>
-            <w:tcW w:w="4678" w:type="dxa"/>
-            <w:tcBorders>
-              <w:top w:val="single" w:sz="4" w:space="0" w:color="000000"/>
-              <w:left w:val="single" w:sz="4" w:space="0" w:color="000000"/>
-              <w:bottom w:val="single" w:sz="4" w:space="0" w:color="000000"/>
-              <w:right w:val="single" w:sz="4" w:space="0" w:color="000000"/>
-            </w:tcBorders>
-            <w:shd w:val="clear" w:color="auto" w:fill="92D050"/>
-            <w:tcMar>
-              <w:top w:w="80" w:type="dxa"/>
-              <w:left w:w="120" w:type="dxa"/>
-              <w:bottom w:w="80" w:type="dxa"/>
-              <w:right w:w="120" w:type="dxa"/>
-            </w:tcMar>
-          </w:tcPr>
-          <w:p>
-            <w:pPr>
-              <w:jc w:val="center"/>
-              <w:rPr>
-                <w:sz w:val="28"/>
-                <w:szCs w:val="28"/>
-                <w:lang w:val="en-US"/>
-              </w:rPr>
-            </w:pPr>
-            <w:r>
-              <w:rPr>
-                <w:sz w:val="28"/>
-                <w:szCs w:val="28"/>
-                <w:lang w:val="en-US"/>
-              </w:rPr>
-              <w:t>16</w:t>
-            </w:r>
-          </w:p>
-        </w:tc>
-      </w:tr>
-      <w:tr>
-        <w:tc>
-          <w:tcPr>
-            <w:tcW w:w="800" w:type="dxa"/>
-            <w:tcBorders>
-              <w:top w:val="single" w:sz="4" w:space="0" w:color="000000"/>
-              <w:left w:val="single" w:sz="4" w:space="0" w:color="000000"/>
-              <w:bottom w:val="single" w:sz="4" w:space="0" w:color="000000"/>
-              <w:right w:val="single" w:sz="4" w:space="0" w:color="000000"/>
-            </w:tcBorders>
-            <w:shd w:val="clear" w:color="auto" w:fill="FFFFFF"/>
-            <w:tcMar>
-              <w:top w:w="80" w:type="dxa"/>
-              <w:left w:w="120" w:type="dxa"/>
-              <w:bottom w:w="80" w:type="dxa"/>
-              <w:right w:w="120" w:type="dxa"/>
-            </w:tcMar>
-          </w:tcPr>
-          <w:p>
-            <w:pPr>
-              <w:jc w:val="center"/>
-              <w:rPr>
-                <w:sz w:val="28"/>
-                <w:szCs w:val="28"/>
-              </w:rPr>
-            </w:pPr>
-            <w:r>
-              <w:rPr>
-                <w:sz w:val="28"/>
-                <w:szCs w:val="28"/>
-              </w:rPr>
-              <w:t>28</w:t>
-            </w:r>
-          </w:p>
-        </w:tc>
-        <w:tc>
-          <w:tcPr>
-            <w:tcW w:w="4440" w:type="dxa"/>
-            <w:tcBorders>
-              <w:top w:val="single" w:sz="4" w:space="0" w:color="000000"/>
-              <w:left w:val="single" w:sz="4" w:space="0" w:color="000000"/>
-              <w:bottom w:val="single" w:sz="4" w:space="0" w:color="000000"/>
-              <w:right w:val="single" w:sz="4" w:space="0" w:color="000000"/>
-            </w:tcBorders>
-            <w:shd w:val="clear" w:color="auto" w:fill="FFFFFF"/>
-            <w:tcMar>
-              <w:top w:w="80" w:type="dxa"/>
-              <w:left w:w="120" w:type="dxa"/>
-              <w:bottom w:w="80" w:type="dxa"/>
-              <w:right w:w="120" w:type="dxa"/>
-            </w:tcMar>
-          </w:tcPr>
-          <w:p>
-            <w:pPr>
-              <w:jc w:val="center"/>
-              <w:rPr>
-                <w:sz w:val="28"/>
-                <w:szCs w:val="28"/>
-                <w:lang w:val="en-US"/>
-              </w:rPr>
-            </w:pPr>
-            <w:r>
-              <w:rPr>
-                <w:sz w:val="28"/>
-                <w:szCs w:val="28"/>
-                <w:lang w:val="en-US"/>
-              </w:rPr>
-              <w:t>1</w:t>
-            </w:r>
-          </w:p>
-        </w:tc>
-        <w:tc>
-          <w:tcPr>
-            <w:tcW w:w="4678" w:type="dxa"/>
-            <w:tcBorders>
-              <w:top w:val="single" w:sz="4" w:space="0" w:color="000000"/>
-              <w:left w:val="single" w:sz="4" w:space="0" w:color="000000"/>
-              <w:bottom w:val="single" w:sz="4" w:space="0" w:color="000000"/>
-              <w:right w:val="single" w:sz="4" w:space="0" w:color="000000"/>
-            </w:tcBorders>
-            <w:shd w:val="clear" w:color="auto" w:fill="FFFFFF"/>
             <w:tcMar>
               <w:top w:w="80" w:type="dxa"/>
               <w:left w:w="120" w:type="dxa"/>
@@ -5182,13 +4206,20 @@
           <w:szCs w:val="28"/>
           <w:lang w:val="ru-RU"/>
         </w:rPr>
-        <w:t>1</w:t>
-      </w:r>
-      <w:r>
-        <w:rPr>
-          <w:sz w:val="28"/>
-          <w:szCs w:val="28"/>
-          <w:lang w:val="en-US"/>
+        <w:t>6</w:t>
+      </w:r>
+      <w:r>
+        <w:rPr>
+          <w:sz w:val="28"/>
+          <w:szCs w:val="28"/>
+        </w:rPr>
+        <w:t xml:space="preserve"> первообразных корней по модулю : </w:t>
+      </w:r>
+      <w:r>
+        <w:rPr>
+          <w:sz w:val="28"/>
+          <w:szCs w:val="28"/>
+          <w:lang w:val="ru-RU"/>
         </w:rPr>
         <w:t>2</w:t>
       </w:r>
@@ -5196,16 +4227,16 @@
         <w:rPr>
           <w:sz w:val="28"/>
           <w:szCs w:val="28"/>
-        </w:rPr>
-        <w:t xml:space="preserve"> первообразных корней по модулю : </w:t>
-      </w:r>
-      <w:r>
-        <w:rPr>
-          <w:sz w:val="28"/>
-          <w:szCs w:val="28"/>
           <w:lang w:val="ru-RU"/>
         </w:rPr>
-        <w:t>2</w:t>
+        <w:t>, 3</w:t>
+      </w:r>
+      <w:r>
+        <w:rPr>
+          <w:sz w:val="28"/>
+          <w:szCs w:val="28"/>
+        </w:rPr>
+        <w:t xml:space="preserve">, </w:t>
       </w:r>
       <w:r>
         <w:rPr>
@@ -5213,14 +4244,7 @@
           <w:szCs w:val="28"/>
           <w:lang w:val="ru-RU"/>
         </w:rPr>
-        <w:t>, 3</w:t>
-      </w:r>
-      <w:r>
-        <w:rPr>
-          <w:sz w:val="28"/>
-          <w:szCs w:val="28"/>
-        </w:rPr>
-        <w:t xml:space="preserve">, </w:t>
+        <w:t>10, 1</w:t>
       </w:r>
       <w:r>
         <w:rPr>
@@ -5228,14 +4252,7 @@
           <w:szCs w:val="28"/>
           <w:lang w:val="ru-RU"/>
         </w:rPr>
-        <w:t>8</w:t>
-      </w:r>
-      <w:r>
-        <w:rPr>
-          <w:sz w:val="28"/>
-          <w:szCs w:val="28"/>
-        </w:rPr>
-        <w:t xml:space="preserve">, </w:t>
+        <w:t>3</w:t>
       </w:r>
       <w:r>
         <w:rPr>
@@ -5243,7 +4260,15 @@
           <w:szCs w:val="28"/>
           <w:lang w:val="ru-RU"/>
         </w:rPr>
-        <w:t>10, 11, 14, 15, 18, 19, 21, 26, 27.</w:t>
+        <w:t>, 14, 15</w:t>
+      </w:r>
+      <w:r>
+        <w:rPr>
+          <w:sz w:val="28"/>
+          <w:szCs w:val="28"/>
+          <w:lang w:val="ru-RU"/>
+        </w:rPr>
+        <w:t>.</w:t>
       </w:r>
     </w:p>
     <w:p>
@@ -7143,7 +6168,6 @@
                 <w:szCs w:val="28"/>
                 <w:lang w:val="ru-RU"/>
               </w:rPr>
-              <w:lastRenderedPageBreak/>
               <w:t>5</w:t>
             </w:r>
           </w:p>
